--- a/The Dolphins' View of History/chapters/15 - Gold, Salt, and Stone - The Kingdoms of Africa.docx
+++ b/The Dolphins' View of History/chapters/15 - Gold, Salt, and Stone - The Kingdoms of Africa.docx
@@ -18,7 +18,7 @@
           <w:sz w:val="36"/>
           <w:szCs w:val="36"/>
         </w:rPr>
-        <w:t xml:space="preserve">Chapter 15: Gold, Salt, and Stone — The Kingdoms of Africa</w:t>
+        <w:t xml:space="preserve">The 8th Century BCE to 1897 CE: Gold, Salt, and Stone — The Kingdoms of Africa</w:t>
       </w:r>
     </w:p>
     <w:p>

--- a/The Dolphins' View of History/chapters/15 - Gold, Salt, and Stone - The Kingdoms of Africa.docx
+++ b/The Dolphins' View of History/chapters/15 - Gold, Salt, and Stone - The Kingdoms of Africa.docx
@@ -34,7 +34,7 @@
         <w:spacing w:after="200"/>
       </w:pPr>
       <w:r>
-        <w:t xml:space="preserve">Start with the pyramids. The kingdom of Kush, south of Egypt in what is now Sudan, spent centuries as Egypt's neighbor, trading partner, and occasional conqueror: in the 8th century BCE the Kushite king Piye marched north and founded Egypt's 25th dynasty, whose pharaohs ruled the Nile valley for about seventy years. Kush built pyramids of its own, smaller and steeper than Egypt's, and built more of them: Sudan today has more pyramids than Egypt. Its iron-working capital, Meroë, was once described by an early 20th-century archaeologist as the Birmingham of ancient Africa, on account of the slag heaps, a compliment Birmingham has yet to return.</w:t>
+        <w:t xml:space="preserve">Start with the pyramids. The kingdom of Kush, south of Egypt in what is now Sudan, spent centuries as Egypt's neighbor, trading partner, and occasional conqueror: in the 8th century BCE the Kushite king Piye marched north and founded Egypt's 25th dynasty, whose pharaohs ruled the Nile valley for most of a century. Kush built pyramids of its own, smaller and steeper than Egypt's, and built more of them: Sudan today has more pyramids than Egypt. Its iron-working capital, Meroë, was once described by an early 20th-century archaeologist as the Birmingham of ancient Africa, on account of the slag heaps, a compliment Birmingham has yet to return.</w:t>
       </w:r>
     </w:p>
     <w:p>
@@ -66,7 +66,7 @@
         <w:spacing w:after="200"/>
       </w:pPr>
       <w:r>
-        <w:t xml:space="preserve">He returned with architects and scholars, and Timbuktu, on the edge of the desert, became a center of learning whose mosques and private libraries filled with hand-copied manuscripts on law, astronomy, medicine, and mathematics. Some of them survive for a reason dolphin scholars find deeply moving. In 2012, when armed extremists occupied Timbuktu, librarians and volunteers quietly smuggled most of an estimated 350,000 manuscripts out of the city, some of them by river.</w:t>
+        <w:t xml:space="preserve">He returned with architects and scholars, and Timbuktu, on the edge of the desert, became a center of learning whose mosques and private libraries filled with hand-copied manuscripts on law, astronomy, medicine, and mathematics. Some of them survive for a reason dolphin scholars find deeply moving. In 2012, when armed extremists occupied Timbuktu, librarians and volunteers quietly smuggled most of an estimated 350,000 manuscripts out of the city, by their own count, some of them by river.</w:t>
       </w:r>
     </w:p>
     <w:p>
@@ -94,39 +94,31 @@
         <w:spacing w:after="200"/>
       </w:pPr>
       <w:r>
-        <w:t xml:space="preserve">And in the forests of what is now Nigeria, the kingdom of Benin produced, from at least the 13th century and most famously in the 16th, some of the finest cast-metal art in the world. In 1897 a British military expedition burned Benin City and carried off thousands of its bronze and ivory works, which were sold, dispersed, and displayed in museums across Europe and America. Whether and how they should go home remains a live argument, and some have begun to.</w:t>
-      </w:r>
-    </w:p>
-    <w:p>
-      <w:pPr>
-        <w:spacing w:after="200"/>
-      </w:pPr>
-      <w:r>
-        <w:t xml:space="preserve">The Atlantic slave trade, told in a later chapter, took its victims from societies like these: kingdoms with cities, laws, armies, scholars, and treasuries, not from a blank. Dolphin scholarship would like that borne in mind when the ships arrive.</w:t>
-      </w:r>
-    </w:p>
-    <w:p>
-      <w:pPr>
-        <w:spacing w:after="100"/>
-      </w:pPr>
-      <w:r>
-        <w:rPr>
-          <w:b/>
-          <w:bCs/>
-        </w:rPr>
-        <w:t xml:space="preserve">Dolphin verdict:</w:t>
-      </w:r>
-    </w:p>
-    <w:p>
-      <w:pPr>
-        <w:spacing w:after="200"/>
-      </w:pPr>
-      <w:r>
-        <w:rPr>
-          <w:i/>
-          <w:iCs/>
-        </w:rPr>
-        <w:t xml:space="preserve">The picture of Africa as a place where history happened to other people is a European invention, and it lasted about as long as it was useful. The evidence for the continent's own kingdoms is written in stone, gold, ink, and bronze, much of it still standing, and the dolphins, who have never needed a European to tell them what was on the coast, would ask only that it be read as it was left.</w:t>
+        <w:t xml:space="preserve">And in the forests of what is now Nigeria, the kingdom of Benin produced, from at least the 13th century and most famously in the 16th, some of the finest cast-metal art in the world. Take one piece. It is a brass plaque about the size of a large book, one of several hundred cast to be nailed to the wooden pillars of the oba's palace. It shows a Portuguese trader in a brimmed hat holding a manilla, the brass bracelet that served as currency in the coastal trade. Benin's artists recorded the Europeans the way Europeans would later decline to record Africans: carefully, and as one detail in a kingdom's own story.</w:t>
+      </w:r>
+    </w:p>
+    <w:p>
+      <w:pPr>
+        <w:spacing w:after="200"/>
+      </w:pPr>
+      <w:r>
+        <w:t xml:space="preserve">In 1897 a British military expedition, sent after an earlier British party was ambushed on its way to the city, burned Benin City and carried off thousands of its brass and ivory works, which were sold, dispersed, and displayed in museums across Europe and America. Whether and how they should go home is still argued. Germany and the Smithsonian began returning pieces in 2022, and in 2023 Nigeria's government declared the Oba of Benin their rightful owner; many other museums are still deciding.</w:t>
+      </w:r>
+    </w:p>
+    <w:p>
+      <w:pPr>
+        <w:spacing w:after="200"/>
+      </w:pPr>
+      <w:r>
+        <w:t xml:space="preserve">The Atlantic slave trade, told in a later chapter, took its victims from societies like these: kingdoms with cities, laws, armies, scholars, and treasuries, not from a blank. The picture of Africa as a place where history happened to other people is largely a European invention, and it lasted about as long as it was useful.</w:t>
+      </w:r>
+    </w:p>
+    <w:p>
+      <w:pPr>
+        <w:spacing w:after="200"/>
+      </w:pPr>
+      <w:r>
+        <w:t xml:space="preserve">The plaque's pillar is gone, and so is the palace it was nailed to. The nail holes are still in the brass.</w:t>
       </w:r>
     </w:p>
     <w:sectPr>

--- a/The Dolphins' View of History/chapters/15 - Gold, Salt, and Stone - The Kingdoms of Africa.docx
+++ b/The Dolphins' View of History/chapters/15 - Gold, Salt, and Stone - The Kingdoms of Africa.docx
@@ -9,6 +9,7 @@
         <w:jc w:val="center"/>
         <w:outlineLvl w:val="0"/>
       </w:pPr>
+      <w:bookmarkStart w:name="_Chapter039" w:id="1"/>
       <w:r>
         <w:rPr>
           <w:rFonts w:ascii="Amazon Ember" w:cs="Amazon Ember" w:eastAsia="Amazon Ember" w:hAnsi="Amazon Ember"/>
@@ -20,21 +21,22 @@
         </w:rPr>
         <w:t xml:space="preserve">The 8th Century BCE to 1897 CE: Gold, Salt, and Stone — The Kingdoms of Africa</w:t>
       </w:r>
-    </w:p>
-    <w:p>
-      <w:pPr>
-        <w:spacing w:after="200"/>
-      </w:pPr>
-      <w:r>
-        <w:t xml:space="preserve">It is a common error, and an old one, to picture Africa between the pyramids and the slave ships as a blank. Dolphin historians, who have watched the continent's coastlines for rather longer than anyone has been drawing maps of them, would like to correct the record.</w:t>
-      </w:r>
-    </w:p>
-    <w:p>
-      <w:pPr>
-        <w:spacing w:after="200"/>
-      </w:pPr>
-      <w:r>
-        <w:t xml:space="preserve">Start with the pyramids. The kingdom of Kush, south of Egypt in what is now Sudan, spent centuries as Egypt's neighbor, trading partner, and occasional conqueror: in the 8th century BCE the Kushite king Piye marched north and founded Egypt's 25th dynasty, whose pharaohs ruled the Nile valley for most of a century. Kush built pyramids of its own, smaller and steeper than Egypt's, and built more of them: Sudan today has more pyramids than Egypt. Its iron-working capital, Meroë, was once described by an early 20th-century archaeologist as the Birmingham of ancient Africa, on account of the slag heaps, a compliment Birmingham has yet to return.</w:t>
+      <w:bookmarkEnd w:id="1"/>
+    </w:p>
+    <w:p>
+      <w:pPr>
+        <w:spacing w:after="200"/>
+      </w:pPr>
+      <w:r>
+        <w:t xml:space="preserve">It is a common error, and an old one, to picture Africa between the pyramids and the slave ships as a blank. Dolphin historians, who have watched the continent’s coastlines for rather longer than anyone has been drawing maps of them, would like to correct the record.</w:t>
+      </w:r>
+    </w:p>
+    <w:p>
+      <w:pPr>
+        <w:spacing w:after="200"/>
+      </w:pPr>
+      <w:r>
+        <w:t xml:space="preserve">Start with the pyramids. The kingdom of Kush, south of Egypt in what is now Sudan, spent centuries as Egypt’s neighbor, trading partner, and occasional conqueror: in the 8th century BCE the Kushite king Piye marched north and founded Egypt’s 25th dynasty, whose pharaohs ruled the Nile valley for most of a century. Kush built pyramids of its own, smaller and steeper than Egypt’s, and built more of them: Sudan today has more pyramids than Egypt. Its iron-working capital, Meroë, was once described by an early 20th-century archaeologist as the Birmingham of ancient Africa, on account of the slag heaps, a compliment Birmingham has yet to return.</w:t>
       </w:r>
     </w:p>
     <w:p>
@@ -94,15 +96,15 @@
         <w:spacing w:after="200"/>
       </w:pPr>
       <w:r>
-        <w:t xml:space="preserve">And in the forests of what is now Nigeria, the kingdom of Benin produced, from at least the 13th century and most famously in the 16th, some of the finest cast-metal art in the world. Take one piece. It is a brass plaque about the size of a large book, one of several hundred cast to be nailed to the wooden pillars of the oba's palace. It shows a Portuguese trader in a brimmed hat holding a manilla, the brass bracelet that served as currency in the coastal trade. Benin's artists recorded the Europeans the way Europeans would later decline to record Africans: carefully, and as one detail in a kingdom's own story.</w:t>
-      </w:r>
-    </w:p>
-    <w:p>
-      <w:pPr>
-        <w:spacing w:after="200"/>
-      </w:pPr>
-      <w:r>
-        <w:t xml:space="preserve">In 1897 a British military expedition, sent after an earlier British party was ambushed on its way to the city, burned Benin City and carried off thousands of its brass and ivory works, which were sold, dispersed, and displayed in museums across Europe and America. Whether and how they should go home is still argued. Germany and the Smithsonian began returning pieces in 2022, and in 2023 Nigeria's government declared the Oba of Benin their rightful owner; many other museums are still deciding.</w:t>
+        <w:t xml:space="preserve">And in the forests of what is now Nigeria, the kingdom of Benin produced, from at least the 13th century and most famously in the 16th, some of the finest cast-metal art in the world. Take one piece. It is a brass plaque about the size of a large book, one of several hundred cast to be nailed to the wooden pillars of the oba’s palace. It shows a Portuguese trader in a brimmed hat holding a manilla, the brass bracelet that served as currency in the coastal trade. Benin’s artists recorded the Europeans the way Europeans would later decline to record Africans: carefully, and as one detail in a kingdom’s own story.</w:t>
+      </w:r>
+    </w:p>
+    <w:p>
+      <w:pPr>
+        <w:spacing w:after="200"/>
+      </w:pPr>
+      <w:r>
+        <w:t xml:space="preserve">In 1897 a British military expedition, sent after an earlier British party was ambushed on its way to the city, burned Benin City and carried off thousands of its brass and ivory works, which were sold, dispersed, and displayed in museums across Europe and America. Whether and how they should go home is still argued. Germany and the Smithsonian began returning pieces in 2022, and in 2023 Nigeria’s government declared the Oba of Benin their rightful owner; many other museums are still deciding.</w:t>
       </w:r>
     </w:p>
     <w:p>
@@ -118,7 +120,7 @@
         <w:spacing w:after="200"/>
       </w:pPr>
       <w:r>
-        <w:t xml:space="preserve">The plaque's pillar is gone, and so is the palace it was nailed to. The nail holes are still in the brass.</w:t>
+        <w:t xml:space="preserve">The plaque’s pillar is gone, and so is the palace it was nailed to. The nail holes are still in the brass.</w:t>
       </w:r>
     </w:p>
     <w:sectPr>

--- a/The Dolphins' View of History/chapters/15 - Gold, Salt, and Stone - The Kingdoms of Africa.docx
+++ b/The Dolphins' View of History/chapters/15 - Gold, Salt, and Stone - The Kingdoms of Africa.docx
@@ -5,6 +5,7 @@
     <w:p>
       <w:pPr>
         <w:pStyle w:val="Heading1"/>
+        <w:pageBreakBefore/>
         <w:spacing w:after="300"/>
         <w:jc w:val="center"/>
         <w:outlineLvl w:val="0"/>
@@ -15,9 +16,9 @@
           <w:rFonts w:ascii="Amazon Ember" w:cs="Amazon Ember" w:eastAsia="Amazon Ember" w:hAnsi="Amazon Ember"/>
           <w:b/>
           <w:bCs/>
-          <w:color w:val="0000FF"/>
-          <w:sz w:val="36"/>
-          <w:szCs w:val="36"/>
+          <w:color w:val="1F4E79"/>
+          <w:sz w:val="32"/>
+          <w:szCs w:val="32"/>
         </w:rPr>
         <w:t xml:space="preserve">The 8th Century BCE to 1897 CE: Gold, Salt, and Stone — The Kingdoms of Africa</w:t>
       </w:r>
@@ -124,7 +125,7 @@
       </w:r>
     </w:p>
     <w:sectPr>
-      <w:pgSz w:w="12240" w:h="15840" w:orient="portrait"/>
+      <w:pgSz w:w="8640" w:h="12960" w:orient="portrait"/>
       <w:pgMar w:top="1440" w:right="1440" w:bottom="1440" w:left="1440" w:header="708" w:footer="708" w:gutter="0"/>
       <w:pgNumType/>
       <w:docGrid w:linePitch="360"/>
